--- a/pr-preview/pr-296/chapters/conciseness.docx
+++ b/pr-preview/pr-296/chapters/conciseness.docx
@@ -15,7 +15,7 @@
         <w:pStyle w:val="Date"/>
       </w:pPr>
       <w:r>
-        <w:t xml:space="preserve">Last modified: 2026-10-19 00:51:29 (PDT)</w:t>
+        <w:t xml:space="preserve">Last modified: 2026-10-21 12:10:11 (PDT)</w:t>
       </w:r>
     </w:p>
     <w:tbl>

--- a/pr-preview/pr-296/chapters/conciseness.docx
+++ b/pr-preview/pr-296/chapters/conciseness.docx
@@ -15,7 +15,7 @@
         <w:pStyle w:val="Date"/>
       </w:pPr>
       <w:r>
-        <w:t xml:space="preserve">Last modified: 2026-10-21 12:10:11 (PDT)</w:t>
+        <w:t xml:space="preserve">Last modified: 2026-10-25 22:11:54 (PDT)</w:t>
       </w:r>
     </w:p>
     <w:tbl>
@@ -2917,13 +2917,436 @@
     </w:p>
     <w:bookmarkEnd w:id="41"/>
     <w:bookmarkEnd w:id="42"/>
-    <w:bookmarkStart w:id="50" w:name="examples-of-concise-writing"/>
+    <w:bookmarkStart w:id="48" w:name="write-to-communicate-not-to-impress"/>
     <w:p>
       <w:pPr>
         <w:pStyle w:val="Heading2"/>
       </w:pPr>
       <w:r>
-        <w:t xml:space="preserve">14 Examples of concise writing</w:t>
+        <w:t xml:space="preserve">14 Write to communicate, not to impress</w:t>
+      </w:r>
+    </w:p>
+    <w:p>
+      <w:pPr>
+        <w:pStyle w:val="FirstParagraph"/>
+      </w:pPr>
+      <w:r>
+        <w:t xml:space="preserve">Many rules in this chapter serve one aim:</w:t>
+      </w:r>
+      <w:r>
+        <w:t xml:space="preserve"> </w:t>
+      </w:r>
+      <w:r>
+        <w:t xml:space="preserve">the reader should reach your meaning without extra work.</w:t>
+      </w:r>
+      <w:r>
+        <w:t xml:space="preserve"> </w:t>
+      </w:r>
+      <w:r>
+        <w:t xml:space="preserve">A long word, a nested sentence or a crowded paragraph</w:t>
+      </w:r>
+      <w:r>
+        <w:t xml:space="preserve"> </w:t>
+      </w:r>
+      <w:r>
+        <w:t xml:space="preserve">can make a text sound more formal,</w:t>
+      </w:r>
+      <w:r>
+        <w:t xml:space="preserve"> </w:t>
+      </w:r>
+      <w:r>
+        <w:t xml:space="preserve">but it can add work for the reader</w:t>
+      </w:r>
+      <w:r>
+        <w:t xml:space="preserve"> </w:t>
+      </w:r>
+      <w:r>
+        <w:t xml:space="preserve">without adding to the meaning.</w:t>
+      </w:r>
+      <w:r>
+        <w:t xml:space="preserve"> </w:t>
+      </w:r>
+      <w:r>
+        <w:t xml:space="preserve">So at each level of the text,</w:t>
+      </w:r>
+      <w:r>
+        <w:t xml:space="preserve"> </w:t>
+      </w:r>
+      <w:r>
+        <w:t xml:space="preserve">choose the plainest form that still carries the full meaning:</w:t>
+      </w:r>
+    </w:p>
+    <w:p>
+      <w:pPr>
+        <w:pStyle w:val="Compact"/>
+        <w:numPr>
+          <w:ilvl w:val="0"/>
+          <w:numId w:val="1015"/>
+        </w:numPr>
+      </w:pPr>
+      <w:r>
+        <w:t xml:space="preserve">for words, see</w:t>
+      </w:r>
+      <w:r>
+        <w:t xml:space="preserve"> </w:t>
+      </w:r>
+      <w:hyperlink r:id="rId43">
+        <w:r>
+          <w:rPr>
+            <w:rStyle w:val="Hyperlink"/>
+          </w:rPr>
+          <w:t xml:space="preserve">Word choice</w:t>
+        </w:r>
+      </w:hyperlink>
+      <w:r>
+        <w:t xml:space="preserve">;</w:t>
+      </w:r>
+    </w:p>
+    <w:p>
+      <w:pPr>
+        <w:pStyle w:val="Compact"/>
+        <w:numPr>
+          <w:ilvl w:val="0"/>
+          <w:numId w:val="1015"/>
+        </w:numPr>
+      </w:pPr>
+      <w:r>
+        <w:t xml:space="preserve">for sentences, see</w:t>
+      </w:r>
+      <w:r>
+        <w:t xml:space="preserve"> </w:t>
+      </w:r>
+      <w:hyperlink w:anchor="limit-complex-sentence-structures">
+        <w:r>
+          <w:rPr>
+            <w:rStyle w:val="Hyperlink"/>
+          </w:rPr>
+          <w:t xml:space="preserve">Limit complex sentence structures</w:t>
+        </w:r>
+      </w:hyperlink>
+      <w:r>
+        <w:t xml:space="preserve">;</w:t>
+      </w:r>
+    </w:p>
+    <w:p>
+      <w:pPr>
+        <w:pStyle w:val="Compact"/>
+        <w:numPr>
+          <w:ilvl w:val="0"/>
+          <w:numId w:val="1015"/>
+        </w:numPr>
+      </w:pPr>
+      <w:r>
+        <w:t xml:space="preserve">for paragraphs, give each one a single topic,</w:t>
+      </w:r>
+      <w:r>
+        <w:t xml:space="preserve"> </w:t>
+      </w:r>
+      <w:r>
+        <w:t xml:space="preserve">as</w:t>
+      </w:r>
+      <w:r>
+        <w:t xml:space="preserve"> </w:t>
+      </w:r>
+      <w:hyperlink r:id="rId44">
+        <w:r>
+          <w:rPr>
+            <w:rStyle w:val="Hyperlink"/>
+          </w:rPr>
+          <w:t xml:space="preserve">Keep a predictable structure</w:t>
+        </w:r>
+      </w:hyperlink>
+      <w:r>
+        <w:t xml:space="preserve"> </w:t>
+      </w:r>
+      <w:r>
+        <w:t xml:space="preserve">says;</w:t>
+      </w:r>
+    </w:p>
+    <w:p>
+      <w:pPr>
+        <w:pStyle w:val="Compact"/>
+        <w:numPr>
+          <w:ilvl w:val="0"/>
+          <w:numId w:val="1015"/>
+        </w:numPr>
+      </w:pPr>
+      <w:r>
+        <w:t xml:space="preserve">for mathematics, see</w:t>
+      </w:r>
+      <w:r>
+        <w:t xml:space="preserve"> </w:t>
+      </w:r>
+      <w:hyperlink r:id="rId45">
+        <w:r>
+          <w:rPr>
+            <w:rStyle w:val="Hyperlink"/>
+          </w:rPr>
+          <w:t xml:space="preserve">Making expressions concise</w:t>
+        </w:r>
+      </w:hyperlink>
+      <w:r>
+        <w:t xml:space="preserve">.</w:t>
+      </w:r>
+    </w:p>
+    <w:bookmarkStart w:id="47" w:name="exm-communicate-not-impress"/>
+    <w:p>
+      <w:pPr>
+        <w:pStyle w:val="FirstParagraph"/>
+      </w:pPr>
+      <w:r>
+        <w:rPr>
+          <w:b/>
+          <w:bCs/>
+        </w:rPr>
+        <w:t xml:space="preserve">Example 11 (Rewriting a sentence written to sound formal)</w:t>
+      </w:r>
+      <w:r>
+        <w:t xml:space="preserve"> </w:t>
+      </w:r>
+      <w:r>
+        <w:t xml:space="preserve"> </w:t>
+      </w:r>
+    </w:p>
+    <w:p>
+      <w:pPr>
+        <w:pStyle w:val="BlockText"/>
+      </w:pPr>
+      <w:r>
+        <w:t xml:space="preserve">❌ It is imperative to acknowledge that, notwithstanding the methodological constraints</w:t>
+      </w:r>
+      <w:r>
+        <w:t xml:space="preserve"> </w:t>
+      </w:r>
+      <w:r>
+        <w:t xml:space="preserve">that were encountered in the course of the study,</w:t>
+      </w:r>
+      <w:r>
+        <w:t xml:space="preserve"> </w:t>
+      </w:r>
+      <w:r>
+        <w:t xml:space="preserve">the findings that were obtained are indicative of a substantial association</w:t>
+      </w:r>
+      <w:r>
+        <w:t xml:space="preserve"> </w:t>
+      </w:r>
+      <w:r>
+        <w:t xml:space="preserve">between the exposure and the outcome.</w:t>
+      </w:r>
+    </w:p>
+    <w:p>
+      <w:pPr>
+        <w:pStyle w:val="BlockText"/>
+      </w:pPr>
+      <w:r>
+        <w:t xml:space="preserve">✅ Despite the limits of the study’s methods,</w:t>
+      </w:r>
+      <w:r>
+        <w:t xml:space="preserve"> </w:t>
+      </w:r>
+      <w:r>
+        <w:t xml:space="preserve">the results suggest a substantial association between the exposure and the outcome.</w:t>
+      </w:r>
+    </w:p>
+    <w:p>
+      <w:pPr>
+        <w:pStyle w:val="FirstParagraph"/>
+      </w:pPr>
+      <w:r>
+        <w:t xml:space="preserve">The ✅ version drops</w:t>
+      </w:r>
+      <w:r>
+        <w:t xml:space="preserve"> </w:t>
+      </w:r>
+      <w:r>
+        <w:t xml:space="preserve">“It is imperative to acknowledge that”</w:t>
+      </w:r>
+      <w:r>
+        <w:t xml:space="preserve">,</w:t>
+      </w:r>
+      <w:r>
+        <w:t xml:space="preserve"> </w:t>
+      </w:r>
+      <w:r>
+        <w:t xml:space="preserve">which only says that the next claim matters.</w:t>
+      </w:r>
+      <w:r>
+        <w:t xml:space="preserve"> </w:t>
+      </w:r>
+      <w:r>
+        <w:t xml:space="preserve">It replaces</w:t>
+      </w:r>
+      <w:r>
+        <w:t xml:space="preserve"> </w:t>
+      </w:r>
+      <w:r>
+        <w:t xml:space="preserve">“notwithstanding”</w:t>
+      </w:r>
+      <w:r>
+        <w:t xml:space="preserve"> </w:t>
+      </w:r>
+      <w:r>
+        <w:t xml:space="preserve">with</w:t>
+      </w:r>
+      <w:r>
+        <w:t xml:space="preserve"> </w:t>
+      </w:r>
+      <w:r>
+        <w:t xml:space="preserve">“despite”</w:t>
+      </w:r>
+      <w:r>
+        <w:t xml:space="preserve"> </w:t>
+      </w:r>
+      <w:r>
+        <w:t xml:space="preserve">and</w:t>
+      </w:r>
+      <w:r>
+        <w:t xml:space="preserve"> </w:t>
+      </w:r>
+      <w:r>
+        <w:t xml:space="preserve">“are indicative of”</w:t>
+      </w:r>
+      <w:r>
+        <w:t xml:space="preserve"> </w:t>
+      </w:r>
+      <w:r>
+        <w:t xml:space="preserve">with</w:t>
+      </w:r>
+      <w:r>
+        <w:t xml:space="preserve"> </w:t>
+      </w:r>
+      <w:r>
+        <w:t xml:space="preserve">“suggest”</w:t>
+      </w:r>
+      <w:r>
+        <w:t xml:space="preserve">,</w:t>
+      </w:r>
+      <w:r>
+        <w:t xml:space="preserve"> </w:t>
+      </w:r>
+      <w:r>
+        <w:t xml:space="preserve">as</w:t>
+      </w:r>
+      <w:r>
+        <w:t xml:space="preserve"> </w:t>
+      </w:r>
+      <w:hyperlink r:id="rId46">
+        <w:r>
+          <w:rPr>
+            <w:rStyle w:val="Hyperlink"/>
+          </w:rPr>
+          <w:t xml:space="preserve">Replacing unnecessary jargon</w:t>
+        </w:r>
+      </w:hyperlink>
+      <w:r>
+        <w:t xml:space="preserve"> </w:t>
+      </w:r>
+      <w:r>
+        <w:t xml:space="preserve">does for single words.</w:t>
+      </w:r>
+      <w:r>
+        <w:t xml:space="preserve"> </w:t>
+      </w:r>
+      <w:r>
+        <w:t xml:space="preserve">It puts the noun phrases in plainer words too:</w:t>
+      </w:r>
+      <w:r>
+        <w:t xml:space="preserve"> </w:t>
+      </w:r>
+      <w:r>
+        <w:t xml:space="preserve">“methodological constraints”</w:t>
+      </w:r>
+      <w:r>
+        <w:t xml:space="preserve"> </w:t>
+      </w:r>
+      <w:r>
+        <w:t xml:space="preserve">becomes</w:t>
+      </w:r>
+      <w:r>
+        <w:t xml:space="preserve"> </w:t>
+      </w:r>
+      <w:r>
+        <w:t xml:space="preserve">“the limits of the study’s methods”</w:t>
+      </w:r>
+      <w:r>
+        <w:t xml:space="preserve">,</w:t>
+      </w:r>
+      <w:r>
+        <w:t xml:space="preserve"> </w:t>
+      </w:r>
+      <w:r>
+        <w:t xml:space="preserve">and</w:t>
+      </w:r>
+      <w:r>
+        <w:t xml:space="preserve"> </w:t>
+      </w:r>
+      <w:r>
+        <w:t xml:space="preserve">“findings”</w:t>
+      </w:r>
+      <w:r>
+        <w:t xml:space="preserve"> </w:t>
+      </w:r>
+      <w:r>
+        <w:t xml:space="preserve">becomes</w:t>
+      </w:r>
+      <w:r>
+        <w:t xml:space="preserve"> </w:t>
+      </w:r>
+      <w:r>
+        <w:t xml:space="preserve">“results”</w:t>
+      </w:r>
+      <w:r>
+        <w:t xml:space="preserve">.</w:t>
+      </w:r>
+      <w:r>
+        <w:t xml:space="preserve"> </w:t>
+      </w:r>
+      <w:r>
+        <w:t xml:space="preserve">It also removes the relative clauses</w:t>
+      </w:r>
+      <w:r>
+        <w:t xml:space="preserve"> </w:t>
+      </w:r>
+      <w:r>
+        <w:t xml:space="preserve">“that were encountered in the course of the study”</w:t>
+      </w:r>
+      <w:r>
+        <w:t xml:space="preserve"> </w:t>
+      </w:r>
+      <w:r>
+        <w:t xml:space="preserve">and</w:t>
+      </w:r>
+      <w:r>
+        <w:t xml:space="preserve"> </w:t>
+      </w:r>
+      <w:r>
+        <w:t xml:space="preserve">“that were obtained”</w:t>
+      </w:r>
+      <w:r>
+        <w:t xml:space="preserve">,</w:t>
+      </w:r>
+      <w:r>
+        <w:t xml:space="preserve"> </w:t>
+      </w:r>
+      <w:r>
+        <w:t xml:space="preserve">because a study’s constraints are ones it faced,</w:t>
+      </w:r>
+      <w:r>
+        <w:t xml:space="preserve"> </w:t>
+      </w:r>
+      <w:r>
+        <w:t xml:space="preserve">and its findings are ones it obtained.</w:t>
+      </w:r>
+    </w:p>
+    <w:bookmarkEnd w:id="47"/>
+    <w:bookmarkEnd w:id="48"/>
+    <w:bookmarkStart w:id="56" w:name="examples-of-concise-writing"/>
+    <w:p>
+      <w:pPr>
+        <w:pStyle w:val="Heading2"/>
+      </w:pPr>
+      <w:r>
+        <w:t xml:space="preserve">15 Examples of concise writing</w:t>
       </w:r>
     </w:p>
     <w:p>
@@ -3014,8 +3437,8 @@
         <w:t xml:space="preserve">.</w:t>
       </w:r>
     </w:p>
-    <w:bookmarkStart w:id="49" w:name="refs"/>
-    <w:bookmarkStart w:id="44" w:name="ref-strunk1920elements"/>
+    <w:bookmarkStart w:id="55" w:name="refs"/>
+    <w:bookmarkStart w:id="50" w:name="ref-strunk1920elements"/>
     <w:p>
       <w:pPr>
         <w:pStyle w:val="Bibliography"/>
@@ -3039,7 +3462,7 @@
       <w:r>
         <w:t xml:space="preserve"> </w:t>
       </w:r>
-      <w:hyperlink r:id="rId43">
+      <w:hyperlink r:id="rId49">
         <w:r>
           <w:rPr>
             <w:rStyle w:val="Hyperlink"/>
@@ -3051,8 +3474,8 @@
         <w:t xml:space="preserve">.</w:t>
       </w:r>
     </w:p>
-    <w:bookmarkEnd w:id="44"/>
-    <w:bookmarkStart w:id="46" w:name="ref-hemingway_style"/>
+    <w:bookmarkEnd w:id="50"/>
+    <w:bookmarkStart w:id="52" w:name="ref-hemingway_style"/>
     <w:p>
       <w:pPr>
         <w:pStyle w:val="Bibliography"/>
@@ -3111,7 +3534,7 @@
       <w:r>
         <w:t xml:space="preserve"> </w:t>
       </w:r>
-      <w:hyperlink r:id="rId45">
+      <w:hyperlink r:id="rId51">
         <w:r>
           <w:rPr>
             <w:rStyle w:val="Hyperlink"/>
@@ -3123,8 +3546,8 @@
         <w:t xml:space="preserve">.</w:t>
       </w:r>
     </w:p>
-    <w:bookmarkEnd w:id="46"/>
-    <w:bookmarkStart w:id="48" w:name="ref-caesar_gallic"/>
+    <w:bookmarkEnd w:id="52"/>
+    <w:bookmarkStart w:id="54" w:name="ref-caesar_gallic"/>
     <w:p>
       <w:pPr>
         <w:pStyle w:val="Bibliography"/>
@@ -3183,7 +3606,7 @@
       <w:r>
         <w:t xml:space="preserve"> </w:t>
       </w:r>
-      <w:hyperlink r:id="rId47">
+      <w:hyperlink r:id="rId53">
         <w:r>
           <w:rPr>
             <w:rStyle w:val="Hyperlink"/>
@@ -3195,9 +3618,9 @@
         <w:t xml:space="preserve">.</w:t>
       </w:r>
     </w:p>
-    <w:bookmarkEnd w:id="48"/>
-    <w:bookmarkEnd w:id="49"/>
-    <w:bookmarkEnd w:id="50"/>
+    <w:bookmarkEnd w:id="54"/>
+    <w:bookmarkEnd w:id="55"/>
+    <w:bookmarkEnd w:id="56"/>
     <w:sectPr>
       <w:footnotePr>
         <w:numRestart w:val="eachSect"/>
@@ -3567,6 +3990,9 @@
     <w:lvlOverride w:ilvl="8">
       <w:startOverride w:val="1"/>
     </w:lvlOverride>
+  </w:num>
+  <w:num w:numId="1015">
+    <w:abstractNumId w:val="991"/>
   </w:num>
 </w:numbering>
 </file>
